--- a/letterhead/ParaTech-Contractor-Agreement.docx
+++ b/letterhead/ParaTech-Contractor-Agreement.docx
@@ -4616,7 +4616,7 @@
               <w:sz w:val="16"/>
               <w:szCs w:val="16"/>
             </w:rPr>
-            <w:t xml:space="preserve">+92 331 3313567</w:t>
+            <w:t xml:space="preserve">+1 307 247 8135</w:t>
           </w:r>
         </w:p>
         <w:p>
